--- a/proyecto-integradorG8.docx
+++ b/proyecto-integradorG8.docx
@@ -237,7 +237,7 @@
           <w:sz w:val="24"/>
           <w:szCs w:val="24"/>
         </w:rPr>
-        <w:t>8</w:t>
+        <w:t>9</w:t>
       </w:r>
     </w:p>
     <w:p>
@@ -574,7 +574,7 @@
             <w:szCs w:val="24"/>
             <w:lang w:val="en-US"/>
           </w:rPr>
-          <w:t>https://github.com/edenilsonreyes1994-uped/Proyecto-IntegradorG8.git</w:t>
+          <w:t>https://github.com/edenilsonreyes1994-uped/proyecto-integradorG9.git</w:t>
         </w:r>
       </w:hyperlink>
     </w:p>
@@ -614,14 +614,15 @@
       <w:r>
         <w:rPr>
           <w:rFonts w:ascii="Arial" w:hAnsi="Arial" w:cs="Arial"/>
+          <w:noProof/>
           <w:sz w:val="24"/>
           <w:szCs w:val="24"/>
         </w:rPr>
         <w:drawing>
-          <wp:inline distT="0" distB="0" distL="0" distR="0" wp14:anchorId="21996143" wp14:editId="296D6090">
-            <wp:extent cx="8709170" cy="4334493"/>
-            <wp:effectExtent l="0" t="0" r="0" b="9525"/>
-            <wp:docPr id="1492126024" name="Imagen 1"/>
+          <wp:inline distT="0" distB="0" distL="0" distR="0" wp14:anchorId="758C1287" wp14:editId="6FD68534">
+            <wp:extent cx="8257540" cy="4356100"/>
+            <wp:effectExtent l="0" t="0" r="0" b="6350"/>
+            <wp:docPr id="1235003551" name="Imagen 1"/>
             <wp:cNvGraphicFramePr>
               <a:graphicFrameLocks xmlns:a="http://schemas.openxmlformats.org/drawingml/2006/main" noChangeAspect="1"/>
             </wp:cNvGraphicFramePr>
@@ -629,7 +630,7 @@
               <a:graphicData uri="http://schemas.openxmlformats.org/drawingml/2006/picture">
                 <pic:pic xmlns:pic="http://schemas.openxmlformats.org/drawingml/2006/picture">
                   <pic:nvPicPr>
-                    <pic:cNvPr id="1492126024" name=""/>
+                    <pic:cNvPr id="1235003551" name=""/>
                     <pic:cNvPicPr/>
                   </pic:nvPicPr>
                   <pic:blipFill>
@@ -641,7 +642,7 @@
                   <pic:spPr>
                     <a:xfrm>
                       <a:off x="0" y="0"/>
-                      <a:ext cx="8715611" cy="4337698"/>
+                      <a:ext cx="8257540" cy="4356100"/>
                     </a:xfrm>
                     <a:prstGeom prst="rect">
                       <a:avLst/>
